--- a/GRU_Model_PashaWaseem_AG3304/AG3304_Waseem_Pasha_GRU_Model.docx
+++ b/GRU_Model_PashaWaseem_AG3304/AG3304_Waseem_Pasha_GRU_Model.docx
@@ -40,7 +40,7 @@
           <w:noProof/>
           <w:sz w:val="24"/>
           <w:szCs w:val="24"/>
-          <w:lang w:val="en-FI" w:eastAsia="en-FI"/>
+          <w:lang w:eastAsia="en-FI"/>
         </w:rPr>
       </w:pPr>
       <w:r>
@@ -121,7 +121,7 @@
           <w:noProof/>
           <w:sz w:val="24"/>
           <w:szCs w:val="24"/>
-          <w:lang w:val="en-FI" w:eastAsia="en-FI"/>
+          <w:lang w:eastAsia="en-FI"/>
         </w:rPr>
       </w:pPr>
       <w:hyperlink w:anchor="_Toc215399637" w:history="1">
@@ -193,7 +193,7 @@
           <w:noProof/>
           <w:sz w:val="24"/>
           <w:szCs w:val="24"/>
-          <w:lang w:val="en-FI" w:eastAsia="en-FI"/>
+          <w:lang w:eastAsia="en-FI"/>
         </w:rPr>
       </w:pPr>
       <w:hyperlink w:anchor="_Toc215399638" w:history="1">
@@ -265,7 +265,7 @@
           <w:noProof/>
           <w:sz w:val="24"/>
           <w:szCs w:val="24"/>
-          <w:lang w:val="en-FI" w:eastAsia="en-FI"/>
+          <w:lang w:eastAsia="en-FI"/>
         </w:rPr>
       </w:pPr>
       <w:hyperlink w:anchor="_Toc215399639" w:history="1">
@@ -337,7 +337,7 @@
           <w:noProof/>
           <w:sz w:val="24"/>
           <w:szCs w:val="24"/>
-          <w:lang w:val="en-FI" w:eastAsia="en-FI"/>
+          <w:lang w:eastAsia="en-FI"/>
         </w:rPr>
       </w:pPr>
       <w:hyperlink w:anchor="_Toc215399640" w:history="1">
@@ -409,7 +409,7 @@
           <w:noProof/>
           <w:sz w:val="24"/>
           <w:szCs w:val="24"/>
-          <w:lang w:val="en-FI" w:eastAsia="en-FI"/>
+          <w:lang w:eastAsia="en-FI"/>
         </w:rPr>
       </w:pPr>
       <w:hyperlink w:anchor="_Toc215399641" w:history="1">
@@ -481,7 +481,7 @@
           <w:noProof/>
           <w:sz w:val="24"/>
           <w:szCs w:val="24"/>
-          <w:lang w:val="en-FI" w:eastAsia="en-FI"/>
+          <w:lang w:eastAsia="en-FI"/>
         </w:rPr>
       </w:pPr>
       <w:hyperlink w:anchor="_Toc215399642" w:history="1">
@@ -709,8 +709,6 @@
     </w:p>
     <w:p/>
     <w:p/>
-    <w:p/>
-    <w:p/>
     <w:p>
       <w:r>
         <w:rPr>
@@ -1022,14 +1020,7 @@
                                 <w:sz w:val="16"/>
                                 <w:szCs w:val="16"/>
                               </w:rPr>
-                              <w:t>d</w:t>
-                            </w:r>
-                            <w:r>
-                              <w:rPr>
-                                <w:sz w:val="16"/>
-                                <w:szCs w:val="16"/>
-                              </w:rPr>
-                              <w:t>ef build_gru():</w:t>
+                              <w:t>def build_gru():</w:t>
                             </w:r>
                           </w:p>
                           <w:p>
@@ -1658,14 +1649,7 @@
                           <w:sz w:val="16"/>
                           <w:szCs w:val="16"/>
                         </w:rPr>
-                        <w:t>d</w:t>
-                      </w:r>
-                      <w:r>
-                        <w:rPr>
-                          <w:sz w:val="16"/>
-                          <w:szCs w:val="16"/>
-                        </w:rPr>
-                        <w:t>ef build_gru():</w:t>
+                        <w:t>def build_gru():</w:t>
                       </w:r>
                     </w:p>
                     <w:p>
@@ -2006,13 +1990,6 @@
         </mc:AlternateContent>
       </w:r>
     </w:p>
-    <w:p/>
-    <w:p/>
-    <w:p/>
-    <w:p/>
-    <w:p/>
-    <w:p/>
-    <w:p/>
     <w:p/>
     <w:p/>
     <w:p/>
@@ -2542,14 +2519,7 @@
                                 <w:sz w:val="16"/>
                                 <w:szCs w:val="16"/>
                               </w:rPr>
-                              <w:t>print (</w:t>
-                            </w:r>
-                            <w:r>
-                              <w:rPr>
-                                <w:sz w:val="16"/>
-                                <w:szCs w:val="16"/>
-                              </w:rPr>
-                              <w:t>f"\nPlotting dynamic segment starting at index {start_idx}")</w:t>
+                              <w:t>print (f"\nPlotting dynamic segment starting at index {start_idx}")</w:t>
                             </w:r>
                           </w:p>
                           <w:p>
@@ -3186,14 +3156,7 @@
                           <w:sz w:val="16"/>
                           <w:szCs w:val="16"/>
                         </w:rPr>
-                        <w:t>print (</w:t>
-                      </w:r>
-                      <w:r>
-                        <w:rPr>
-                          <w:sz w:val="16"/>
-                          <w:szCs w:val="16"/>
-                        </w:rPr>
-                        <w:t>f"\nPlotting dynamic segment starting at index {start_idx}")</w:t>
+                        <w:t>print (f"\nPlotting dynamic segment starting at index {start_idx}")</w:t>
                       </w:r>
                     </w:p>
                     <w:p>
@@ -3379,18 +3342,21 @@
         <w:pStyle w:val="Heading2"/>
       </w:pPr>
       <w:r>
+        <w:t>4.3 Results</w:t>
+      </w:r>
+    </w:p>
+    <w:p>
+      <w:r>
+        <w:t>After training the GRU model, I evaluated its performance using both the test set and the separate evaluation periods defined in the assignment. The test set (from 1.10.2020 to 30.9.2021) was mainly used to monitor validation loss during training and to check that the model is not overfitting too much. The evaluation set (three time windows in late 2021 and early 2022) was used to see how the model behaves in more realistic “future” scenarios, including the period after the heat pump installation.</w:t>
+      </w:r>
+    </w:p>
+    <w:p>
+      <w:r>
+        <w:t xml:space="preserve">On the test set, the GRU reached a low training loss and a slightly higher but still reasonable validation loss. The training Mean Squared Error steadily decreased and then started to stabilise, while the validation loss showed a typical U-shaped curve: it dropped in the early epochs and then started to rise a bit when the model tried to overfit. This is where the EarlyStopping callback kicked in and stopped the training around epoch 10–12. The final MAE on </w:t>
+      </w:r>
+      <w:r>
         <w:lastRenderedPageBreak/>
-        <w:t>4.3 Results</w:t>
-      </w:r>
-    </w:p>
-    <w:p>
-      <w:r>
-        <w:t>After training the GRU model, I evaluated its performance using both the test set and the separate evaluation periods defined in the assignment. The test set (from 1.10.2020 to 30.9.2021) was mainly used to monitor validation loss during training and to check that the model is not overfitting too much. The evaluation set (three time windows in late 2021 and early 2022) was used to see how the model behaves in more realistic “future” scenarios, including the period after the heat pump installation.</w:t>
-      </w:r>
-    </w:p>
-    <w:p>
-      <w:r>
-        <w:t>On the test set, the GRU reached a low training loss and a slightly higher but still reasonable validation loss. The training Mean Squared Error steadily decreased and then started to stabilise, while the validation loss showed a typical U-shaped curve: it dropped in the early epochs and then started to rise a bit when the model tried to overfit. This is where the EarlyStopping callback kicked in and stopped the training around epoch 10–12. The final MAE on the test set stayed in a good range, which indicates that the model learned the general patterns without memorising noise.</w:t>
+        <w:t>the test set stayed in a good range, which indicates that the model learned the general patterns without memorising noise.</w:t>
       </w:r>
     </w:p>
     <w:p>
@@ -3411,7 +3377,6 @@
         <w:rPr>
           <w:noProof/>
         </w:rPr>
-        <w:lastRenderedPageBreak/>
         <w:drawing>
           <wp:inline distT="0" distB="0" distL="0" distR="0" wp14:anchorId="56FAFD2F" wp14:editId="1B88D6ED">
             <wp:extent cx="5731510" cy="3605213"/>
@@ -3491,6 +3456,7 @@
         <w:rPr>
           <w:noProof/>
         </w:rPr>
+        <w:lastRenderedPageBreak/>
         <w:drawing>
           <wp:inline distT="0" distB="0" distL="0" distR="0" wp14:anchorId="68DF82FC" wp14:editId="3D9C87C0">
             <wp:extent cx="5730892" cy="3086100"/>
@@ -3573,27 +3539,27 @@
         <w:pStyle w:val="Heading2"/>
       </w:pPr>
       <w:r>
+        <w:t>4.4 Observations</w:t>
+      </w:r>
+    </w:p>
+    <w:p>
+      <w:r>
+        <w:t>Based on the GRU training and evaluation, there are several practical observations that are useful for understanding both the model and the dataset. The first important point is that the GRU handled the time-series structure well. It picked up the daily and weekly patterns, the difference between weekdays and weekends, and also the impact of colder weather on consumption. The model clearly recognised that winter periods have higher and more stable loads, while spring and milder seasons have lower and sometimes more variable consumption.</w:t>
+      </w:r>
+    </w:p>
+    <w:p>
+      <w:r>
+        <w:t>Another observation is that the model tends to smooth out some of the sudden peaks and drops. This is quite visible when looking at shorter time windows in the plots. The actual consumption can change sharply from one hour to the next because of human behaviour (for example, sauna use, laundry, cooking, multiple appliances running at the same time), and these events are not always directly visible in the weather or calendar features. Because the GRU is trained using MSE, it is “rewarded” for staying close to the general trend rather than perfectly hitting every sudden spike. As a result, the predictions usually follow the direction of change correctly but do not always match the exact amplitude of the most extreme hourly changes.</w:t>
+      </w:r>
+    </w:p>
+    <w:p>
+      <w:r>
+        <w:t>It was also interesting to see how stable some parts of the evaluation set are. For several periods, the actual consumption stays almost constant for many hours in a row, especially after the installation of the heat pump and during milder outdoor temperatures. In these situations, the GRU basically learns to predict a nearly constant value as well, which is actually the correct behaviour. The flat-looking segments in the actual and predicted curves are not a bug or a model failure; they simply reflect the constant base load of the house during those hours.</w:t>
+      </w:r>
+    </w:p>
+    <w:p>
+      <w:r>
         <w:lastRenderedPageBreak/>
-        <w:t>4.4 Observations</w:t>
-      </w:r>
-    </w:p>
-    <w:p>
-      <w:r>
-        <w:t>Based on the GRU training and evaluation, there are several practical observations that are useful for understanding both the model and the dataset. The first important point is that the GRU handled the time-series structure well. It picked up the daily and weekly patterns, the difference between weekdays and weekends, and also the impact of colder weather on consumption. The model clearly recognised that winter periods have higher and more stable loads, while spring and milder seasons have lower and sometimes more variable consumption.</w:t>
-      </w:r>
-    </w:p>
-    <w:p>
-      <w:r>
-        <w:t>Another observation is that the model tends to smooth out some of the sudden peaks and drops. This is quite visible when looking at shorter time windows in the plots. The actual consumption can change sharply from one hour to the next because of human behaviour (for example, sauna use, laundry, cooking, multiple appliances running at the same time), and these events are not always directly visible in the weather or calendar features. Because the GRU is trained using MSE, it is “rewarded” for staying close to the general trend rather than perfectly hitting every sudden spike. As a result, the predictions usually follow the direction of change correctly but do not always match the exact amplitude of the most extreme hourly changes.</w:t>
-      </w:r>
-    </w:p>
-    <w:p>
-      <w:r>
-        <w:t>It was also interesting to see how stable some parts of the evaluation set are. For several periods, the actual consumption stays almost constant for many hours in a row, especially after the installation of the heat pump and during milder outdoor temperatures. In these situations, the GRU basically learns to predict a nearly constant value as well, which is actually the correct behaviour. The flat-looking segments in the actual and predicted curves are not a bug or a model failure; they simply reflect the constant base load of the house during those hours.</w:t>
-      </w:r>
-    </w:p>
-    <w:p>
-      <w:r>
         <w:t>From the training process, the EarlyStopping behaviour confirmed that the chosen model size is sensible. The validation loss reached its best value after a reasonable number of epochs and then started to worsen slowly, which indicates that the model is powerful enough to fit the patterns but not so large that it immediately overfits. The final GRU configuration therefore offers a good balance between complexity, training time and generalisation.</w:t>
       </w:r>
     </w:p>
@@ -3696,7 +3662,6 @@
         <w:rPr>
           <w:noProof/>
         </w:rPr>
-        <w:lastRenderedPageBreak/>
         <w:drawing>
           <wp:inline distT="0" distB="0" distL="0" distR="0" wp14:anchorId="6DFFB33A" wp14:editId="21D50FEC">
             <wp:extent cx="5731510" cy="2890838"/>
@@ -3770,7 +3735,11 @@
     </w:p>
     <w:p>
       <w:r>
-        <w:t>In summary, the GRU model turned out to be a suitable choice for this forecasting task. It is able to capture the key structures in the electricity consumption time-series, responds reasonably well to changes in weather and usage patterns, and maintains stable performance across different time periods, including after the heat pump installation. The limitations it shows, mainly around the sharpest peaks, are expected for this type of model and dataset, and they provide a realistic picture of what can be achieved with sequence-based deep learning in a real household environment.</w:t>
+        <w:t xml:space="preserve">In summary, the GRU model turned out to be a suitable choice for this forecasting task. It is able to capture the key structures in the electricity consumption time-series, responds reasonably well to changes in weather and usage patterns, and maintains stable performance across different time periods, including after the heat pump installation. The limitations it shows, mainly around the sharpest peaks, are expected for this type of model and dataset, and they </w:t>
+      </w:r>
+      <w:r>
+        <w:lastRenderedPageBreak/>
+        <w:t>provide a realistic picture of what can be achieved with sequence-based deep learning in a real household environment.</w:t>
       </w:r>
     </w:p>
     <w:p>
@@ -3787,167 +3756,91 @@
         <w:t xml:space="preserve"> GRU for 24-Hour Ahead Multi-Step Forecasting</w:t>
       </w:r>
     </w:p>
-    <w:p/>
-    <w:p>
-      <w:pPr>
-        <w:rPr>
-          <w:lang w:val="en-FI"/>
-        </w:rPr>
-      </w:pPr>
-      <w:r>
-        <w:rPr>
-          <w:lang w:val="en-FI"/>
-        </w:rPr>
+    <w:p>
+      <w:r>
         <w:t xml:space="preserve">Once the one-hour GRU model was validated and behaving consistently, the next natural step in our project was to extend the forecasting horizon. Instead of predicting only the next hour, our system now attempts to predict the </w:t>
       </w:r>
       <w:r>
         <w:rPr>
           <w:b/>
           <w:bCs/>
-          <w:lang w:val="en-FI"/>
         </w:rPr>
         <w:t>next 24 hours of electricity consumption at once</w:t>
       </w:r>
       <w:r>
-        <w:rPr>
-          <w:lang w:val="en-FI"/>
-        </w:rPr>
         <w:t>. This gives a much more realistic view for planning, scheduling heating, analysing expected variations, and understanding daily patterns.</w:t>
       </w:r>
     </w:p>
     <w:p>
-      <w:pPr>
-        <w:rPr>
-          <w:lang w:val="en-FI"/>
-        </w:rPr>
-      </w:pPr>
-      <w:r>
-        <w:rPr>
-          <w:lang w:val="en-FI"/>
-        </w:rPr>
+      <w:r>
         <w:t>The idea behind this 24-hour model is simple:</w:t>
       </w:r>
       <w:r>
-        <w:rPr>
-          <w:lang w:val="en-FI"/>
-        </w:rPr>
         <w:br/>
       </w:r>
       <w:r>
         <w:rPr>
           <w:b/>
           <w:bCs/>
-          <w:lang w:val="en-FI"/>
         </w:rPr>
         <w:t>use the previous 24-hour window of engineered features to predict the next full 24-hour sequence.</w:t>
       </w:r>
       <w:r>
-        <w:rPr>
-          <w:lang w:val="en-FI"/>
-        </w:rPr>
         <w:br/>
         <w:t>So the model sees one day’s worth of temperature, humidity, wind, lag features, consumption patterns, and calendar indicators, and then it tries to forecast the entire next day.</w:t>
       </w:r>
     </w:p>
     <w:p>
-      <w:pPr>
-        <w:rPr>
-          <w:lang w:val="en-FI"/>
-        </w:rPr>
-      </w:pPr>
-      <w:r>
-        <w:rPr>
-          <w:lang w:val="en-FI"/>
-        </w:rPr>
+      <w:r>
         <w:t xml:space="preserve">This type of multi-step forecasting is more challenging than single-step prediction because the model must learn </w:t>
       </w:r>
       <w:r>
         <w:rPr>
           <w:b/>
           <w:bCs/>
-          <w:lang w:val="en-FI"/>
         </w:rPr>
         <w:t>hourly transitions within the day</w:t>
       </w:r>
       <w:r>
-        <w:rPr>
-          <w:lang w:val="en-FI"/>
-        </w:rPr>
         <w:t xml:space="preserve">, and it must also understand </w:t>
       </w:r>
       <w:r>
         <w:rPr>
           <w:b/>
           <w:bCs/>
-          <w:lang w:val="en-FI"/>
         </w:rPr>
         <w:t>how the 24 hours relate to each other</w:t>
       </w:r>
       <w:r>
-        <w:rPr>
-          <w:lang w:val="en-FI"/>
-        </w:rPr>
         <w:t>, not just how the last hour relates to the next one. GRUs are good at this because they allow the network to carry the right amount of information forward—neither forgetting too much nor remembering unnecessary noise.</w:t>
       </w:r>
     </w:p>
     <w:p>
-      <w:pPr>
-        <w:rPr>
-          <w:lang w:val="en-FI"/>
-        </w:rPr>
-      </w:pPr>
-      <w:r>
-        <w:rPr>
-          <w:lang w:val="en-FI"/>
-        </w:rPr>
+      <w:r>
         <w:pict w14:anchorId="7631828B">
-          <v:rect id="_x0000_i1067" style="width:0;height:1.5pt" o:hralign="center" o:hrstd="t" o:hr="t" fillcolor="#a0a0a0" stroked="f"/>
+          <v:rect id="_x0000_i1025" style="width:0;height:1.5pt" o:hralign="center" o:hrstd="t" o:hr="t" fillcolor="#a0a0a0" stroked="f"/>
         </w:pict>
       </w:r>
     </w:p>
     <w:p>
       <w:pPr>
         <w:pStyle w:val="Heading3"/>
-        <w:rPr>
-          <w:lang w:val="en-FI"/>
-        </w:rPr>
-      </w:pPr>
-      <w:r>
-        <w:rPr>
-          <w:lang w:val="en-FI"/>
-        </w:rPr>
-        <w:lastRenderedPageBreak/>
+      </w:pPr>
+      <w:r>
         <w:t>4.</w:t>
       </w:r>
       <w:r>
-        <w:rPr>
-          <w:lang w:val="en-FI"/>
-        </w:rPr>
         <w:t>5</w:t>
       </w:r>
       <w:r>
-        <w:rPr>
-          <w:lang w:val="en-FI"/>
-        </w:rPr>
         <w:t>.1 Model Structure</w:t>
       </w:r>
     </w:p>
     <w:p>
-      <w:pPr>
-        <w:rPr>
-          <w:lang w:val="en-FI"/>
-        </w:rPr>
-      </w:pPr>
-      <w:r>
-        <w:rPr>
-          <w:lang w:val="en-FI"/>
-        </w:rPr>
+      <w:r>
         <w:t>For the 24-hour model, the GRU architecture was kept intentionally simple.</w:t>
       </w:r>
       <w:r>
-        <w:rPr>
-          <w:lang w:val="en-FI"/>
-        </w:rPr>
         <w:br/>
         <w:t>This is because the dataset is already heavy with engineered features and long sequences, so the model did not need many layers to learn meaningful temporal relationships. The final structure is:</w:t>
       </w:r>
@@ -3958,14 +3851,8 @@
           <w:ilvl w:val="0"/>
           <w:numId w:val="1"/>
         </w:numPr>
-        <w:rPr>
-          <w:lang w:val="en-FI"/>
-        </w:rPr>
-      </w:pPr>
-      <w:r>
-        <w:rPr>
-          <w:lang w:val="en-FI"/>
-        </w:rPr>
+      </w:pPr>
+      <w:r>
         <w:t>GRU layer with 64 units</w:t>
       </w:r>
     </w:p>
@@ -3975,14 +3862,8 @@
           <w:ilvl w:val="0"/>
           <w:numId w:val="1"/>
         </w:numPr>
-        <w:rPr>
-          <w:lang w:val="en-FI"/>
-        </w:rPr>
-      </w:pPr>
-      <w:r>
-        <w:rPr>
-          <w:lang w:val="en-FI"/>
-        </w:rPr>
+      </w:pPr>
+      <w:r>
         <w:t>Dropout for regularisation</w:t>
       </w:r>
     </w:p>
@@ -3992,81 +3873,39 @@
           <w:ilvl w:val="0"/>
           <w:numId w:val="1"/>
         </w:numPr>
-        <w:rPr>
-          <w:lang w:val="en-FI"/>
-        </w:rPr>
-      </w:pPr>
-      <w:r>
-        <w:rPr>
-          <w:lang w:val="en-FI"/>
-        </w:rPr>
+      </w:pPr>
+      <w:r>
         <w:t>Dense(24) output layer to predict all 24 hours at once</w:t>
       </w:r>
     </w:p>
     <w:p>
-      <w:pPr>
-        <w:rPr>
-          <w:lang w:val="en-FI"/>
-        </w:rPr>
-      </w:pPr>
-      <w:r>
-        <w:rPr>
-          <w:lang w:val="en-FI"/>
-        </w:rPr>
+      <w:r>
         <w:t>This design keeps the model small, fast, and easier to tune. We noticed that deeper architectures did not significantly improve results but increased overfitting risk.</w:t>
       </w:r>
     </w:p>
     <w:p>
-      <w:pPr>
-        <w:rPr>
-          <w:lang w:val="en-FI"/>
-        </w:rPr>
-      </w:pPr>
-      <w:r>
-        <w:rPr>
-          <w:lang w:val="en-FI"/>
-        </w:rPr>
+      <w:r>
         <w:pict w14:anchorId="6469F260">
-          <v:rect id="_x0000_i1068" style="width:0;height:1.5pt" o:hralign="center" o:hrstd="t" o:hr="t" fillcolor="#a0a0a0" stroked="f"/>
+          <v:rect id="_x0000_i1026" style="width:0;height:1.5pt" o:hralign="center" o:hrstd="t" o:hr="t" fillcolor="#a0a0a0" stroked="f"/>
         </w:pict>
       </w:r>
     </w:p>
     <w:p>
       <w:pPr>
         <w:pStyle w:val="Heading3"/>
-        <w:rPr>
-          <w:lang w:val="en-FI"/>
-        </w:rPr>
-      </w:pPr>
-      <w:r>
-        <w:rPr>
-          <w:lang w:val="en-FI"/>
-        </w:rPr>
+      </w:pPr>
+      <w:r>
         <w:t>4.</w:t>
       </w:r>
       <w:r>
-        <w:rPr>
-          <w:lang w:val="en-FI"/>
-        </w:rPr>
         <w:t>5</w:t>
       </w:r>
       <w:r>
-        <w:rPr>
-          <w:lang w:val="en-FI"/>
-        </w:rPr>
         <w:t>.2 Training Behaviour</w:t>
       </w:r>
     </w:p>
     <w:p>
-      <w:pPr>
-        <w:rPr>
-          <w:lang w:val="en-FI"/>
-        </w:rPr>
-      </w:pPr>
-      <w:r>
-        <w:rPr>
-          <w:lang w:val="en-FI"/>
-        </w:rPr>
+      <w:r>
         <w:t>During training, the model learns patterns such as:</w:t>
       </w:r>
     </w:p>
@@ -4076,14 +3915,8 @@
           <w:ilvl w:val="0"/>
           <w:numId w:val="2"/>
         </w:numPr>
-        <w:rPr>
-          <w:lang w:val="en-FI"/>
-        </w:rPr>
-      </w:pPr>
-      <w:r>
-        <w:rPr>
-          <w:lang w:val="en-FI"/>
-        </w:rPr>
+      </w:pPr>
+      <w:r>
         <w:t>daily heating cycles</w:t>
       </w:r>
     </w:p>
@@ -4093,14 +3926,8 @@
           <w:ilvl w:val="0"/>
           <w:numId w:val="2"/>
         </w:numPr>
-        <w:rPr>
-          <w:lang w:val="en-FI"/>
-        </w:rPr>
-      </w:pPr>
-      <w:r>
-        <w:rPr>
-          <w:lang w:val="en-FI"/>
-        </w:rPr>
+      </w:pPr>
+      <w:r>
         <w:t>temperature–consumption interactions</w:t>
       </w:r>
     </w:p>
@@ -4110,14 +3937,8 @@
           <w:ilvl w:val="0"/>
           <w:numId w:val="2"/>
         </w:numPr>
-        <w:rPr>
-          <w:lang w:val="en-FI"/>
-        </w:rPr>
-      </w:pPr>
-      <w:r>
-        <w:rPr>
-          <w:lang w:val="en-FI"/>
-        </w:rPr>
+      </w:pPr>
+      <w:r>
         <w:t>weekday vs weekend behaviour</w:t>
       </w:r>
     </w:p>
@@ -4127,14 +3948,8 @@
           <w:ilvl w:val="0"/>
           <w:numId w:val="2"/>
         </w:numPr>
-        <w:rPr>
-          <w:lang w:val="en-FI"/>
-        </w:rPr>
-      </w:pPr>
-      <w:r>
-        <w:rPr>
-          <w:lang w:val="en-FI"/>
-        </w:rPr>
+      </w:pPr>
+      <w:r>
         <w:t>transitions from evening peaks to night-time consumption</w:t>
       </w:r>
     </w:p>
@@ -4144,96 +3959,47 @@
           <w:ilvl w:val="0"/>
           <w:numId w:val="2"/>
         </w:numPr>
-        <w:rPr>
-          <w:lang w:val="en-FI"/>
-        </w:rPr>
-      </w:pPr>
-      <w:r>
-        <w:rPr>
-          <w:lang w:val="en-FI"/>
-        </w:rPr>
+      </w:pPr>
+      <w:r>
         <w:t>weather-driven variation from hour to hour</w:t>
       </w:r>
     </w:p>
     <w:p>
-      <w:pPr>
-        <w:rPr>
-          <w:lang w:val="en-FI"/>
-        </w:rPr>
-      </w:pPr>
-      <w:r>
-        <w:rPr>
-          <w:lang w:val="en-FI"/>
-        </w:rPr>
+      <w:r>
+        <w:lastRenderedPageBreak/>
         <w:t>The training curve stabilised reasonably well, and the model converged smoothly without major oscillations. Validation loss remained higher than training loss, which is normal for multi-step forecasting.</w:t>
       </w:r>
     </w:p>
     <w:p>
-      <w:pPr>
-        <w:rPr>
-          <w:lang w:val="en-FI"/>
-        </w:rPr>
-      </w:pPr>
-      <w:r>
-        <w:rPr>
-          <w:lang w:val="en-FI"/>
-        </w:rPr>
+      <w:r>
         <w:pict w14:anchorId="4F842BA9">
-          <v:rect id="_x0000_i1069" style="width:0;height:1.5pt" o:hralign="center" o:hrstd="t" o:hr="t" fillcolor="#a0a0a0" stroked="f"/>
+          <v:rect id="_x0000_i1027" style="width:0;height:1.5pt" o:hralign="center" o:hrstd="t" o:hr="t" fillcolor="#a0a0a0" stroked="f"/>
         </w:pict>
       </w:r>
     </w:p>
     <w:p>
       <w:pPr>
         <w:pStyle w:val="Heading3"/>
-        <w:rPr>
-          <w:lang w:val="en-FI"/>
-        </w:rPr>
-      </w:pPr>
-      <w:r>
-        <w:rPr>
-          <w:lang w:val="en-FI"/>
-        </w:rPr>
+      </w:pPr>
+      <w:r>
         <w:t>4.</w:t>
       </w:r>
       <w:r>
-        <w:rPr>
-          <w:lang w:val="en-FI"/>
-        </w:rPr>
         <w:t>5</w:t>
       </w:r>
       <w:r>
-        <w:rPr>
-          <w:lang w:val="en-FI"/>
-        </w:rPr>
         <w:t>.3 Results and Interpretation</w:t>
       </w:r>
     </w:p>
     <w:p>
-      <w:pPr>
-        <w:rPr>
-          <w:lang w:val="en-FI"/>
-        </w:rPr>
-      </w:pPr>
-      <w:r>
-        <w:rPr>
-          <w:lang w:val="en-FI"/>
-        </w:rPr>
+      <w:r>
         <w:t>Once the model completed training, we evaluated how well it captures the shape of the next 24 hours. Below are the three key visualisations.</w:t>
       </w:r>
     </w:p>
     <w:p>
-      <w:pPr>
-        <w:rPr>
-          <w:lang w:val="en-FI"/>
-        </w:rPr>
-      </w:pPr>
-      <w:r>
-        <w:rPr>
-          <w:lang w:val="en-FI"/>
-        </w:rPr>
+      <w:r>
         <w:pict w14:anchorId="1C8BC39F">
-          <v:rect id="_x0000_i1070" style="width:0;height:1.5pt" o:hralign="center" o:hrstd="t" o:hr="t" fillcolor="#a0a0a0" stroked="f"/>
+          <v:rect id="_x0000_i1028" style="width:0;height:1.5pt" o:hralign="center" o:hrstd="t" o:hr="t" fillcolor="#a0a0a0" stroked="f"/>
         </w:pict>
       </w:r>
     </w:p>
@@ -4246,9 +4012,8 @@
           <w:rFonts w:ascii="Segoe UI Emoji" w:hAnsi="Segoe UI Emoji" w:cs="Segoe UI Emoji"/>
           <w:b/>
           <w:bCs/>
-          <w:lang w:val="en-FI"/>
+          <w:noProof/>
         </w:rPr>
-        <w:lastRenderedPageBreak/>
         <w:drawing>
           <wp:inline distT="0" distB="0" distL="0" distR="0" wp14:anchorId="73074D61" wp14:editId="0B533BEE">
             <wp:extent cx="5731510" cy="2461895"/>
@@ -4321,21 +4086,10 @@
       <w:bookmarkEnd w:id="4"/>
     </w:p>
     <w:p>
-      <w:pPr>
-        <w:rPr>
-          <w:lang w:val="en-FI"/>
-        </w:rPr>
-      </w:pPr>
-      <w:r>
-        <w:rPr>
-          <w:lang w:val="en-FI"/>
-        </w:rPr>
+      <w:r>
         <w:t>This plot shows one test example where the model predicted the next 24 hours.</w:t>
       </w:r>
       <w:r>
-        <w:rPr>
-          <w:lang w:val="en-FI"/>
-        </w:rPr>
         <w:br/>
         <w:t>What we immediately see:</w:t>
       </w:r>
@@ -4346,14 +4100,8 @@
           <w:ilvl w:val="0"/>
           <w:numId w:val="3"/>
         </w:numPr>
-        <w:rPr>
-          <w:lang w:val="en-FI"/>
-        </w:rPr>
-      </w:pPr>
-      <w:r>
-        <w:rPr>
-          <w:lang w:val="en-FI"/>
-        </w:rPr>
+      </w:pPr>
+      <w:r>
         <w:t>The actual curve stays almost flat at a high level—this is because the scaled values for that particular day happened to be around the upper range.</w:t>
       </w:r>
     </w:p>
@@ -4363,28 +4111,18 @@
           <w:ilvl w:val="0"/>
           <w:numId w:val="3"/>
         </w:numPr>
-        <w:rPr>
-          <w:lang w:val="en-FI"/>
-        </w:rPr>
-      </w:pPr>
-      <w:r>
-        <w:rPr>
-          <w:lang w:val="en-FI"/>
-        </w:rPr>
+      </w:pPr>
+      <w:r>
         <w:t xml:space="preserve">The predicted curve captures the overall </w:t>
       </w:r>
       <w:r>
         <w:rPr>
           <w:i/>
           <w:iCs/>
-          <w:lang w:val="en-FI"/>
         </w:rPr>
         <w:t>shape</w:t>
       </w:r>
       <w:r>
-        <w:rPr>
-          <w:lang w:val="en-FI"/>
-        </w:rPr>
         <w:t xml:space="preserve"> but remains slightly lower and smoother.</w:t>
       </w:r>
     </w:p>
@@ -4394,42 +4132,20 @@
           <w:ilvl w:val="0"/>
           <w:numId w:val="3"/>
         </w:numPr>
-        <w:rPr>
-          <w:lang w:val="en-FI"/>
-        </w:rPr>
-      </w:pPr>
-      <w:r>
-        <w:rPr>
-          <w:lang w:val="en-FI"/>
-        </w:rPr>
+      </w:pPr>
+      <w:r>
         <w:t>The oscillations in predictions are reasonable—they reflect the model’s understanding of intraday variation.</w:t>
       </w:r>
     </w:p>
     <w:p>
-      <w:pPr>
-        <w:rPr>
-          <w:lang w:val="en-FI"/>
-        </w:rPr>
-      </w:pPr>
-      <w:r>
-        <w:rPr>
-          <w:lang w:val="en-FI"/>
-        </w:rPr>
+      <w:r>
         <w:t>The main takeaway is that the model understands daily structure but tends to predict slightly conservative values.</w:t>
       </w:r>
     </w:p>
     <w:p>
-      <w:pPr>
-        <w:rPr>
-          <w:lang w:val="en-FI"/>
-        </w:rPr>
-      </w:pPr>
-      <w:r>
-        <w:rPr>
-          <w:lang w:val="en-FI"/>
-        </w:rPr>
+      <w:r>
         <w:pict w14:anchorId="38DC5A58">
-          <v:rect id="_x0000_i1071" style="width:0;height:1.5pt" o:hralign="center" o:hrstd="t" o:hr="t" fillcolor="#a0a0a0" stroked="f"/>
+          <v:rect id="_x0000_i1029" style="width:0;height:1.5pt" o:hralign="center" o:hrstd="t" o:hr="t" fillcolor="#a0a0a0" stroked="f"/>
         </w:pict>
       </w:r>
     </w:p>
@@ -4442,8 +4158,9 @@
           <w:rFonts w:ascii="Segoe UI Emoji" w:hAnsi="Segoe UI Emoji" w:cs="Segoe UI Emoji"/>
           <w:b/>
           <w:bCs/>
-          <w:lang w:val="en-FI"/>
+          <w:noProof/>
         </w:rPr>
+        <w:lastRenderedPageBreak/>
         <w:drawing>
           <wp:inline distT="0" distB="0" distL="0" distR="0" wp14:anchorId="24A8E889" wp14:editId="10ECCC0F">
             <wp:extent cx="5731510" cy="2647950"/>
@@ -4516,15 +4233,7 @@
       <w:bookmarkEnd w:id="5"/>
     </w:p>
     <w:p>
-      <w:pPr>
-        <w:rPr>
-          <w:lang w:val="en-FI"/>
-        </w:rPr>
-      </w:pPr>
-      <w:r>
-        <w:rPr>
-          <w:lang w:val="en-FI"/>
-        </w:rPr>
+      <w:r>
         <w:t>The heatmap helps us see model behavior across many days:</w:t>
       </w:r>
     </w:p>
@@ -4534,14 +4243,8 @@
           <w:ilvl w:val="0"/>
           <w:numId w:val="4"/>
         </w:numPr>
-        <w:rPr>
-          <w:lang w:val="en-FI"/>
-        </w:rPr>
-      </w:pPr>
-      <w:r>
-        <w:rPr>
-          <w:lang w:val="en-FI"/>
-        </w:rPr>
+      </w:pPr>
+      <w:r>
         <w:t>Vertical patterns show how the model predicts each hour of the day (0–23).</w:t>
       </w:r>
     </w:p>
@@ -4551,15 +4254,8 @@
           <w:ilvl w:val="0"/>
           <w:numId w:val="4"/>
         </w:numPr>
-        <w:rPr>
-          <w:lang w:val="en-FI"/>
-        </w:rPr>
-      </w:pPr>
-      <w:r>
-        <w:rPr>
-          <w:lang w:val="en-FI"/>
-        </w:rPr>
-        <w:lastRenderedPageBreak/>
+      </w:pPr>
+      <w:r>
         <w:t>Horizontal patterns show how predictions vary from day to day.</w:t>
       </w:r>
     </w:p>
@@ -4569,14 +4265,8 @@
           <w:ilvl w:val="0"/>
           <w:numId w:val="4"/>
         </w:numPr>
-        <w:rPr>
-          <w:lang w:val="en-FI"/>
-        </w:rPr>
-      </w:pPr>
-      <w:r>
-        <w:rPr>
-          <w:lang w:val="en-FI"/>
-        </w:rPr>
+      </w:pPr>
+      <w:r>
         <w:t>Notice the slightly brighter bands around late afternoon and evening—indicating the model expects a moderate rise in consumption during those hours.</w:t>
       </w:r>
     </w:p>
@@ -4586,56 +4276,30 @@
           <w:ilvl w:val="0"/>
           <w:numId w:val="4"/>
         </w:numPr>
-        <w:rPr>
-          <w:lang w:val="en-FI"/>
-        </w:rPr>
-      </w:pPr>
-      <w:r>
-        <w:rPr>
-          <w:lang w:val="en-FI"/>
-        </w:rPr>
+      </w:pPr>
+      <w:r>
         <w:t>There are also consistent lower predictions around early morning hours.</w:t>
       </w:r>
     </w:p>
     <w:p>
-      <w:pPr>
-        <w:rPr>
-          <w:lang w:val="en-FI"/>
-        </w:rPr>
-      </w:pPr>
-      <w:r>
-        <w:rPr>
-          <w:lang w:val="en-FI"/>
-        </w:rPr>
+      <w:r>
         <w:t xml:space="preserve">This confirms that the model has captured a </w:t>
       </w:r>
       <w:r>
         <w:rPr>
           <w:b/>
           <w:bCs/>
-          <w:lang w:val="en-FI"/>
         </w:rPr>
         <w:t>daily rhythm</w:t>
       </w:r>
       <w:r>
-        <w:rPr>
-          <w:lang w:val="en-FI"/>
-        </w:rPr>
         <w:t>.</w:t>
       </w:r>
     </w:p>
     <w:p>
-      <w:pPr>
-        <w:rPr>
-          <w:lang w:val="en-FI"/>
-        </w:rPr>
-      </w:pPr>
-      <w:r>
-        <w:rPr>
-          <w:lang w:val="en-FI"/>
-        </w:rPr>
+      <w:r>
         <w:pict w14:anchorId="7882A28E">
-          <v:rect id="_x0000_i1072" style="width:0;height:1.5pt" o:hralign="center" o:hrstd="t" o:hr="t" fillcolor="#a0a0a0" stroked="f"/>
+          <v:rect id="_x0000_i1030" style="width:0;height:1.5pt" o:hralign="center" o:hrstd="t" o:hr="t" fillcolor="#a0a0a0" stroked="f"/>
         </w:pict>
       </w:r>
     </w:p>
@@ -4648,7 +4312,7 @@
           <w:rFonts w:ascii="Segoe UI Emoji" w:hAnsi="Segoe UI Emoji" w:cs="Segoe UI Emoji"/>
           <w:b/>
           <w:bCs/>
-          <w:lang w:val="en-FI"/>
+          <w:noProof/>
         </w:rPr>
         <w:drawing>
           <wp:inline distT="0" distB="0" distL="0" distR="0" wp14:anchorId="73C81DAD" wp14:editId="261F75C9">
@@ -4722,28 +4386,12 @@
       <w:bookmarkEnd w:id="6"/>
     </w:p>
     <w:p>
-      <w:pPr>
-        <w:rPr>
-          <w:lang w:val="en-FI"/>
-        </w:rPr>
-      </w:pPr>
-      <w:r>
-        <w:rPr>
-          <w:lang w:val="en-FI"/>
-        </w:rPr>
+      <w:r>
         <w:t>The error heatmap shows how far each prediction deviates from the true value.</w:t>
       </w:r>
     </w:p>
     <w:p>
-      <w:pPr>
-        <w:rPr>
-          <w:lang w:val="en-FI"/>
-        </w:rPr>
-      </w:pPr>
-      <w:r>
-        <w:rPr>
-          <w:lang w:val="en-FI"/>
-        </w:rPr>
+      <w:r>
         <w:t>Key observations:</w:t>
       </w:r>
     </w:p>
@@ -4753,14 +4401,9 @@
           <w:ilvl w:val="0"/>
           <w:numId w:val="5"/>
         </w:numPr>
-        <w:rPr>
-          <w:lang w:val="en-FI"/>
-        </w:rPr>
-      </w:pPr>
-      <w:r>
-        <w:rPr>
-          <w:lang w:val="en-FI"/>
-        </w:rPr>
+      </w:pPr>
+      <w:r>
+        <w:lastRenderedPageBreak/>
         <w:t>Early morning hours (0–5) generally have lower errors.</w:t>
       </w:r>
     </w:p>
@@ -4770,14 +4413,8 @@
           <w:ilvl w:val="0"/>
           <w:numId w:val="5"/>
         </w:numPr>
-        <w:rPr>
-          <w:lang w:val="en-FI"/>
-        </w:rPr>
-      </w:pPr>
-      <w:r>
-        <w:rPr>
-          <w:lang w:val="en-FI"/>
-        </w:rPr>
+      </w:pPr>
+      <w:r>
         <w:t>Peak demand hours (around 11–14 and 18–21) tend to show higher errors.</w:t>
       </w:r>
     </w:p>
@@ -4787,14 +4424,8 @@
           <w:ilvl w:val="0"/>
           <w:numId w:val="5"/>
         </w:numPr>
-        <w:rPr>
-          <w:lang w:val="en-FI"/>
-        </w:rPr>
-      </w:pPr>
-      <w:r>
-        <w:rPr>
-          <w:lang w:val="en-FI"/>
-        </w:rPr>
+      </w:pPr>
+      <w:r>
         <w:t>This makes sense—electricity consumption tends to fluctuate more during active hours than during the night.</w:t>
       </w:r>
     </w:p>
@@ -4804,81 +4435,39 @@
           <w:ilvl w:val="0"/>
           <w:numId w:val="5"/>
         </w:numPr>
-        <w:rPr>
-          <w:lang w:val="en-FI"/>
-        </w:rPr>
-      </w:pPr>
-      <w:r>
-        <w:rPr>
-          <w:lang w:val="en-FI"/>
-        </w:rPr>
+      </w:pPr>
+      <w:r>
         <w:t>The error distribution is smooth, with no chaotic spikes, meaning the model is stable.</w:t>
       </w:r>
     </w:p>
     <w:p>
-      <w:pPr>
-        <w:rPr>
-          <w:lang w:val="en-FI"/>
-        </w:rPr>
-      </w:pPr>
-      <w:r>
-        <w:rPr>
-          <w:lang w:val="en-FI"/>
-        </w:rPr>
+      <w:r>
         <w:t>The model is not perfect, but it clearly captures the typical shape of daily consumption.</w:t>
       </w:r>
     </w:p>
     <w:p>
-      <w:pPr>
-        <w:rPr>
-          <w:lang w:val="en-FI"/>
-        </w:rPr>
-      </w:pPr>
-      <w:r>
-        <w:rPr>
-          <w:lang w:val="en-FI"/>
-        </w:rPr>
+      <w:r>
         <w:pict w14:anchorId="46A31174">
-          <v:rect id="_x0000_i1073" style="width:0;height:1.5pt" o:hralign="center" o:hrstd="t" o:hr="t" fillcolor="#a0a0a0" stroked="f"/>
+          <v:rect id="_x0000_i1031" style="width:0;height:1.5pt" o:hralign="center" o:hrstd="t" o:hr="t" fillcolor="#a0a0a0" stroked="f"/>
         </w:pict>
       </w:r>
     </w:p>
     <w:p>
       <w:pPr>
         <w:pStyle w:val="Heading3"/>
-        <w:rPr>
-          <w:lang w:val="en-FI"/>
-        </w:rPr>
-      </w:pPr>
-      <w:r>
-        <w:rPr>
-          <w:lang w:val="en-FI"/>
-        </w:rPr>
+      </w:pPr>
+      <w:r>
         <w:t>4.</w:t>
       </w:r>
       <w:r>
-        <w:rPr>
-          <w:lang w:val="en-FI"/>
-        </w:rPr>
         <w:t>5</w:t>
       </w:r>
       <w:r>
-        <w:rPr>
-          <w:lang w:val="en-FI"/>
-        </w:rPr>
         <w:t>.4 Overall Assessment</w:t>
       </w:r>
     </w:p>
     <w:p>
-      <w:pPr>
-        <w:rPr>
-          <w:lang w:val="en-FI"/>
-        </w:rPr>
-      </w:pPr>
-      <w:r>
-        <w:rPr>
-          <w:lang w:val="en-FI"/>
-        </w:rPr>
+      <w:r>
         <w:t>The 24-hour GRU model fulfils the assignment requirement of predicting a multi-hour forecast window. What makes this model meaningful is that it:</w:t>
       </w:r>
     </w:p>
@@ -4888,14 +4477,8 @@
           <w:ilvl w:val="0"/>
           <w:numId w:val="6"/>
         </w:numPr>
-        <w:rPr>
-          <w:lang w:val="en-FI"/>
-        </w:rPr>
-      </w:pPr>
-      <w:r>
-        <w:rPr>
-          <w:lang w:val="en-FI"/>
-        </w:rPr>
+      </w:pPr>
+      <w:r>
         <w:t>uses engineered temporal and weather-driven features</w:t>
       </w:r>
     </w:p>
@@ -4905,14 +4488,8 @@
           <w:ilvl w:val="0"/>
           <w:numId w:val="6"/>
         </w:numPr>
-        <w:rPr>
-          <w:lang w:val="en-FI"/>
-        </w:rPr>
-      </w:pPr>
-      <w:r>
-        <w:rPr>
-          <w:lang w:val="en-FI"/>
-        </w:rPr>
+      </w:pPr>
+      <w:r>
         <w:t>views consumption in a full 24-hour context</w:t>
       </w:r>
     </w:p>
@@ -4922,14 +4499,8 @@
           <w:ilvl w:val="0"/>
           <w:numId w:val="6"/>
         </w:numPr>
-        <w:rPr>
-          <w:lang w:val="en-FI"/>
-        </w:rPr>
-      </w:pPr>
-      <w:r>
-        <w:rPr>
-          <w:lang w:val="en-FI"/>
-        </w:rPr>
+      </w:pPr>
+      <w:r>
         <w:t>captures daily structure</w:t>
       </w:r>
     </w:p>
@@ -4939,15 +4510,8 @@
           <w:ilvl w:val="0"/>
           <w:numId w:val="6"/>
         </w:numPr>
-        <w:rPr>
-          <w:lang w:val="en-FI"/>
-        </w:rPr>
-      </w:pPr>
-      <w:r>
-        <w:rPr>
-          <w:lang w:val="en-FI"/>
-        </w:rPr>
-        <w:lastRenderedPageBreak/>
+      </w:pPr>
+      <w:r>
         <w:t>produces stable, continuous predictions</w:t>
       </w:r>
     </w:p>
@@ -4957,14 +4521,8 @@
           <w:ilvl w:val="0"/>
           <w:numId w:val="6"/>
         </w:numPr>
-        <w:rPr>
-          <w:lang w:val="en-FI"/>
-        </w:rPr>
-      </w:pPr>
-      <w:r>
-        <w:rPr>
-          <w:lang w:val="en-FI"/>
-        </w:rPr>
+      </w:pPr>
+      <w:r>
         <w:t>identifies reasonable peaks and troughs</w:t>
       </w:r>
     </w:p>
@@ -4974,50 +4532,22 @@
           <w:ilvl w:val="0"/>
           <w:numId w:val="6"/>
         </w:numPr>
-        <w:rPr>
-          <w:lang w:val="en-FI"/>
-        </w:rPr>
-      </w:pPr>
-      <w:r>
-        <w:rPr>
-          <w:lang w:val="en-FI"/>
-        </w:rPr>
+      </w:pPr>
+      <w:r>
         <w:t>generalises across many days</w:t>
       </w:r>
     </w:p>
     <w:p>
-      <w:pPr>
-        <w:rPr>
-          <w:lang w:val="en-FI"/>
-        </w:rPr>
-      </w:pPr>
-      <w:r>
-        <w:rPr>
-          <w:lang w:val="en-FI"/>
-        </w:rPr>
+      <w:r>
         <w:t>Even though the predicted values are a little smoother compared to the real data, the model performs consistently and avoids unrealistic jumps or erratic behaviour.</w:t>
       </w:r>
     </w:p>
     <w:p>
-      <w:pPr>
-        <w:rPr>
-          <w:lang w:val="en-FI"/>
-        </w:rPr>
-      </w:pPr>
-      <w:r>
-        <w:rPr>
-          <w:lang w:val="en-FI"/>
-        </w:rPr>
+      <w:r>
         <w:t>This makes the GRU model suitable for short-term energy forecasting, especially when the goal is to predict general consumption trends rather than ultra-precise hourly spikes.</w:t>
       </w:r>
     </w:p>
-    <w:p>
-      <w:pPr>
-        <w:rPr>
-          <w:lang w:val="en-FI"/>
-        </w:rPr>
-      </w:pPr>
-    </w:p>
+    <w:p/>
     <w:p/>
     <w:p/>
     <w:p/>
@@ -6549,6 +6079,7 @@
   <w:style w:type="character" w:default="1" w:styleId="DefaultParagraphFont">
     <w:name w:val="Default Paragraph Font"/>
     <w:uiPriority w:val="1"/>
+    <w:semiHidden/>
     <w:unhideWhenUsed/>
   </w:style>
   <w:style w:type="table" w:default="1" w:styleId="TableNormal">
